--- a/data/outputs/v2/Chemistry/SS2.1_Introduction_to_Salts/Chemistry_Introduction_to_Salts_FinalExplanation.docx
+++ b/data/outputs/v2/Chemistry/SS2.1_Introduction_to_Salts/Chemistry_Introduction_to_Salts_FinalExplanation.docx
@@ -38,6 +38,177 @@
           <w:szCs w:val="22"/>
         </w:rPr>
         <w:t xml:space="preserve">Student Assessment Document</w:t>
+      </w:r>
+    </w:p>
+    <w:p>
+      <w:pPr>
+        <w:spacing w:after="80" w:before="120"/>
+      </w:pPr>
+      <w:r>
+        <w:rPr>
+          <w:rFonts w:ascii="Arial" w:cs="Arial" w:eastAsia="Arial" w:hAnsi="Arial"/>
+          <w:b/>
+          <w:bCs/>
+          <w:color w:val="1F3864"/>
+          <w:sz w:val="20"/>
+          <w:szCs w:val="20"/>
+        </w:rPr>
+        <w:t xml:space="preserve">ATTRIBUTION AND LICENSING</w:t>
+      </w:r>
+    </w:p>
+    <w:p>
+      <w:pPr>
+        <w:spacing w:after="60" w:before="0"/>
+      </w:pPr>
+      <w:r>
+        <w:rPr>
+          <w:rFonts w:ascii="Arial" w:cs="Arial" w:eastAsia="Arial" w:hAnsi="Arial"/>
+          <w:b/>
+          <w:bCs/>
+          <w:sz w:val="17"/>
+          <w:szCs w:val="17"/>
+        </w:rPr>
+        <w:t xml:space="preserve">Curriculum Alignment: </w:t>
+      </w:r>
+      <w:r>
+        <w:rPr>
+          <w:rFonts w:ascii="Arial" w:cs="Arial" w:eastAsia="Arial" w:hAnsi="Arial"/>
+          <w:sz w:val="17"/>
+          <w:szCs w:val="17"/>
+        </w:rPr>
+        <w:t xml:space="preserve">Structured in pedagogical alignment with the competence-based curriculum format and learning outcomes established by the Kenya Institute of Curriculum Development (KICD). This material is independently developed and is not officially endorsed or published by KICD.</w:t>
+      </w:r>
+    </w:p>
+    <w:p>
+      <w:pPr>
+        <w:spacing w:after="60" w:before="0"/>
+      </w:pPr>
+      <w:r>
+        <w:rPr>
+          <w:rFonts w:ascii="Arial" w:cs="Arial" w:eastAsia="Arial" w:hAnsi="Arial"/>
+          <w:b/>
+          <w:bCs/>
+          <w:sz w:val="17"/>
+          <w:szCs w:val="17"/>
+        </w:rPr>
+        <w:t xml:space="preserve">Content &amp; Pedagogy: </w:t>
+      </w:r>
+      <w:r>
+        <w:rPr>
+          <w:rFonts w:ascii="Arial" w:cs="Arial" w:eastAsia="Arial" w:hAnsi="Arial"/>
+          <w:sz w:val="17"/>
+          <w:szCs w:val="17"/>
+        </w:rPr>
+        <w:t xml:space="preserve">Developed and adapted by the educator team at SeaVuria (registered 501(c)(3) in the United States and registered NGO in Kenya, No. 872-850A-BF11), who designed the pedagogical framework, lesson templates and exemplar lessons on which this material is based.</w:t>
+      </w:r>
+    </w:p>
+    <w:p>
+      <w:pPr>
+        <w:spacing w:after="60" w:before="0"/>
+      </w:pPr>
+      <w:r>
+        <w:rPr>
+          <w:rFonts w:ascii="Arial" w:cs="Arial" w:eastAsia="Arial" w:hAnsi="Arial"/>
+          <w:b/>
+          <w:bCs/>
+          <w:sz w:val="17"/>
+          <w:szCs w:val="17"/>
+        </w:rPr>
+        <w:t xml:space="preserve">Production &amp; Layout: </w:t>
+      </w:r>
+      <w:r>
+        <w:rPr>
+          <w:rFonts w:ascii="Arial" w:cs="Arial" w:eastAsia="Arial" w:hAnsi="Arial"/>
+          <w:sz w:val="17"/>
+          <w:szCs w:val="17"/>
+        </w:rPr>
+        <w:t xml:space="preserve">Educational design and curriculum sequencing by SeaVuria. Technical layout, structural formatting, and digital optimization/implementation executed in partnership with ARES Education (registered 501(c)(3) in the United States and Canada (as Afretech Aid) and registered NGO in Kenya), with lesson drafting and compilation assisted by AI (Claude, Anthropic).</w:t>
+      </w:r>
+    </w:p>
+    <w:p>
+      <w:pPr>
+        <w:pBdr>
+          <w:bottom w:val="single" w:color="1F3864" w:sz="6" w:space="6"/>
+        </w:pBdr>
+        <w:spacing w:after="60" w:before="0"/>
+      </w:pPr>
+      <w:r>
+        <w:rPr>
+          <w:rFonts w:ascii="Arial" w:cs="Arial" w:eastAsia="Arial" w:hAnsi="Arial"/>
+          <w:b/>
+          <w:bCs/>
+          <w:sz w:val="17"/>
+          <w:szCs w:val="17"/>
+        </w:rPr>
+        <w:t xml:space="preserve">Licensing &amp; Copyright: </w:t>
+      </w:r>
+      <w:r>
+        <w:rPr>
+          <w:rFonts w:ascii="Arial" w:cs="Arial" w:eastAsia="Arial" w:hAnsi="Arial"/>
+          <w:sz w:val="17"/>
+          <w:szCs w:val="17"/>
+        </w:rPr>
+        <w:t xml:space="preserve">© 2026 SeaVuria and ARES. This work is licensed under a </w:t>
+      </w:r>
+      <w:hyperlink w:history="1" r:id="rIdwpudc9elqtenwqgzx9dx4">
+        <w:r>
+          <w:rPr>
+            <w:rFonts w:ascii="Arial" w:cs="Arial" w:eastAsia="Arial" w:hAnsi="Arial"/>
+            <w:color w:val="1F6B75"/>
+            <w:sz w:val="17"/>
+            <w:szCs w:val="17"/>
+            <w:u w:val="single" w:color="1F6B75"/>
+          </w:rPr>
+          <w:t xml:space="preserve">Creative Commons Attribution-NonCommercial 4.0 International License</w:t>
+        </w:r>
+      </w:hyperlink>
+      <w:r>
+        <w:rPr>
+          <w:rFonts w:ascii="Arial" w:cs="Arial" w:eastAsia="Arial" w:hAnsi="Arial"/>
+          <w:sz w:val="17"/>
+          <w:szCs w:val="17"/>
+        </w:rPr>
+        <w:t xml:space="preserve"> (</w:t>
+      </w:r>
+      <w:hyperlink w:history="1" r:id="rIdvswm4dnmxcisnaevvrj2m">
+        <w:r>
+          <w:rPr>
+            <w:rFonts w:ascii="Arial" w:cs="Arial" w:eastAsia="Arial" w:hAnsi="Arial"/>
+            <w:color w:val="1F6B75"/>
+            <w:sz w:val="17"/>
+            <w:szCs w:val="17"/>
+            <w:u w:val="single" w:color="1F6B75"/>
+          </w:rPr>
+          <w:t xml:space="preserve">CC BY-NC 4.0</w:t>
+        </w:r>
+      </w:hyperlink>
+      <w:r>
+        <w:rPr>
+          <w:rFonts w:ascii="Arial" w:cs="Arial" w:eastAsia="Arial" w:hAnsi="Arial"/>
+          <w:sz w:val="17"/>
+          <w:szCs w:val="17"/>
+        </w:rPr>
+        <w:t xml:space="preserve">). To view a copy of this license, visit </w:t>
+      </w:r>
+      <w:hyperlink w:history="1" r:id="rId71efdudmsvsdj2b6fklcs">
+        <w:r>
+          <w:rPr>
+            <w:rFonts w:ascii="Arial" w:cs="Arial" w:eastAsia="Arial" w:hAnsi="Arial"/>
+            <w:color w:val="1F6B75"/>
+            <w:sz w:val="17"/>
+            <w:szCs w:val="17"/>
+            <w:u w:val="single" w:color="1F6B75"/>
+          </w:rPr>
+          <w:t xml:space="preserve">https://creativecommons.org/licenses/by-nc/4.0/</w:t>
+        </w:r>
+      </w:hyperlink>
+      <w:r>
+        <w:rPr>
+          <w:rFonts w:ascii="Arial" w:cs="Arial" w:eastAsia="Arial" w:hAnsi="Arial"/>
+          <w:sz w:val="17"/>
+          <w:szCs w:val="17"/>
+        </w:rPr>
+        <w:t xml:space="preserve">. You are free to copy, redistribute, and adapt this material in any medium or format, provided appropriate credit is given and the material is not used for commercial purposes. KICD learning outcomes and curriculum designations reproduced here for alignment purposes remain the property of KICD and are not covered by this license. Linked external resources (e.g. CK-12, Khan Academy, PhET) are subject to their own licenses.</w:t>
       </w:r>
     </w:p>
     <w:p>

--- a/data/outputs/v2/Chemistry/SS2.1_Introduction_to_Salts/Chemistry_Introduction_to_Salts_FinalExplanation.docx
+++ b/data/outputs/v2/Chemistry/SS2.1_Introduction_to_Salts/Chemistry_Introduction_to_Salts_FinalExplanation.docx
@@ -95,7 +95,7 @@
                 <w:sz w:val="22"/>
                 <w:szCs w:val="22"/>
               </w:rPr>
-              <w:t xml:space="preserve">FINAL EXPLANATION: CHEMISTRY GRADE 10 — SUB-STRAND 2.1: INTRODUCTION TO SALTS</w:t>
+              <w:t xml:space="preserve">FINAL EXPLANATION: CHEMISTRY GRADE 10 – SUB-STRAND 2.1: INTRODUCTION TO SALTS – FINAL EXPLANATION</w:t>
             </w:r>
           </w:p>
         </w:tc>
@@ -422,83 +422,7 @@
                 <w:sz w:val="18"/>
                 <w:szCs w:val="18"/>
               </w:rPr>
-              <w:t xml:space="preserve">You have spent 8 lessons investigating salts — what they are, how they are classified, how they are prepared, and how they behave in the environment. Now it is time to bring everything together. Your task is to write a Final Explanation that fully answers the driving question:</w:t>
-            </w:r>
-          </w:p>
-          <w:p>
-            <w:pPr>
-              <w:spacing w:after="40" w:before="0"/>
-              <w:jc w:val="left"/>
-            </w:pPr>
-            <w:r>
-              <w:rPr>
-                <w:rFonts w:ascii="Arial" w:cs="Arial" w:eastAsia="Arial" w:hAnsi="Arial"/>
-                <w:b w:val="false"/>
-                <w:bCs w:val="false"/>
-                <w:i w:val="false"/>
-                <w:iCs w:val="false"/>
-                <w:color w:val="000000"/>
-                <w:sz w:val="18"/>
-                <w:szCs w:val="18"/>
-              </w:rPr>
-              <w:t xml:space="preserve"/>
-            </w:r>
-          </w:p>
-          <w:p>
-            <w:pPr>
-              <w:spacing w:after="40" w:before="0"/>
-              <w:jc w:val="left"/>
-            </w:pPr>
-            <w:r>
-              <w:rPr>
-                <w:rFonts w:ascii="Arial" w:cs="Arial" w:eastAsia="Arial" w:hAnsi="Arial"/>
-                <w:b w:val="false"/>
-                <w:bCs w:val="false"/>
-                <w:i w:val="false"/>
-                <w:iCs w:val="false"/>
-                <w:color w:val="000000"/>
-                <w:sz w:val="18"/>
-                <w:szCs w:val="18"/>
-              </w:rPr>
-              <w:t xml:space="preserve">"Why did the fertiliser granules get wet and clump together overnight, the washing soda crystals shrink and form a white crust, but the table salt stay completely the same — and what does understanding salts tell us about how to prepare and use them safely in Kenya?"</w:t>
-            </w:r>
-          </w:p>
-          <w:p>
-            <w:pPr>
-              <w:spacing w:after="40" w:before="0"/>
-              <w:jc w:val="left"/>
-            </w:pPr>
-            <w:r>
-              <w:rPr>
-                <w:rFonts w:ascii="Arial" w:cs="Arial" w:eastAsia="Arial" w:hAnsi="Arial"/>
-                <w:b w:val="false"/>
-                <w:bCs w:val="false"/>
-                <w:i w:val="false"/>
-                <w:iCs w:val="false"/>
-                <w:color w:val="000000"/>
-                <w:sz w:val="18"/>
-                <w:szCs w:val="18"/>
-              </w:rPr>
-              <w:t xml:space="preserve"/>
-            </w:r>
-          </w:p>
-          <w:p>
-            <w:pPr>
-              <w:spacing w:after="40" w:before="0"/>
-              <w:jc w:val="left"/>
-            </w:pPr>
-            <w:r>
-              <w:rPr>
-                <w:rFonts w:ascii="Arial" w:cs="Arial" w:eastAsia="Arial" w:hAnsi="Arial"/>
-                <w:b w:val="false"/>
-                <w:bCs w:val="false"/>
-                <w:i w:val="false"/>
-                <w:iCs w:val="false"/>
-                <w:color w:val="000000"/>
-                <w:sz w:val="18"/>
-                <w:szCs w:val="18"/>
-              </w:rPr>
-              <w:t xml:space="preserve">Your response must be written in continuous, well-organised prose — not bullet points. Use scientific vocabulary you have learned in this unit, support every claim with evidence from your investigations, and connect your explanation back to the real-world phenomenon you observed in the school storeroom. Aim for 4–5 detailed paragraphs. A strong response will show that you understand not just WHAT happened to each salt, but WHY — based on the structure, classification, and properties of salts.</w:t>
+              <w:t xml:space="preserve">This is your Final Explanation for the unit. Use everything you learned in Lessons 1 to 8 to answer the driving question: Why did the fertiliser granules get wet and clump together overnight, the washing soda crystals shrink and form a white crust, but the table salt stay completely the same, and what does understanding salts tell us about how to prepare and use them safely in Kenya? Write your answers in the space under each prompt. Use evidence from the experiments you did, such as the solubility test, the preparation of salts and the watch-glass experiment. Write chemical formulae and balanced equations with state symbols where asked. Write in full sentences and use the scientific words you learned. Link each answer back to the storeroom and laboratory phenomenon.</w:t>
             </w:r>
           </w:p>
         </w:tc>
@@ -526,14 +450,12 @@
         <w:tblLayout w:type="fixed"/>
       </w:tblPr>
       <w:tblGrid>
-        <w:gridCol w:w="3000"/>
-        <w:gridCol w:w="10680"/>
+        <w:gridCol w:w="13680"/>
       </w:tblGrid>
       <w:tr>
         <w:tc>
           <w:tcPr>
             <w:tcW w:type="dxa" w:w="13680"/>
-            <w:gridSpan w:val="2"/>
             <w:shd w:fill="1F3864" w:color="auto" w:val="clear"/>
             <w:tcMar>
               <w:top w:type="dxa" w:w="60"/>
@@ -559,15 +481,15 @@
                 <w:sz w:val="22"/>
                 <w:szCs w:val="22"/>
               </w:rPr>
-              <w:t xml:space="preserve">Section 1: What Are Salts and How Are They Classified?</w:t>
-            </w:r>
-          </w:p>
-        </w:tc>
-      </w:tr>
-      <w:tr>
-        <w:tc>
-          <w:tcPr>
-            <w:tcW w:type="dxa" w:w="3000"/>
+              <w:t xml:space="preserve">Part 1: What is a salt, and why does classification not explain the puzzle?</w:t>
+            </w:r>
+          </w:p>
+        </w:tc>
+      </w:tr>
+      <w:tr>
+        <w:tc>
+          <w:tcPr>
+            <w:tcW w:type="dxa" w:w="13680"/>
             <w:shd w:fill="D9EEF1" w:color="auto" w:val="clear"/>
             <w:tcMar>
               <w:top w:type="dxa" w:w="60"/>
@@ -593,13 +515,18 @@
                 <w:sz w:val="18"/>
                 <w:szCs w:val="18"/>
               </w:rPr>
-              <w:t xml:space="preserve">Begin by explaining what a salt is and how salts are classified. In your explanation, identify which class each of the three substances from the phenomenon belongs to — calcium ammonium nitrate (CAN fertiliser), sodium carbonate decahydrate (washing soda), and sodium chloride (table salt). Use the definitions and classification criteria you learned in this unit to justify your answers.</w:t>
-            </w:r>
-          </w:p>
-        </w:tc>
-        <w:tc>
-          <w:tcPr>
-            <w:tcW w:type="dxa" w:w="10680"/>
+              <w:t xml:space="preserve">Remember the three substances from Lesson 1: CAN fertiliser (calcium ammonium nitrate, used on maize farms in the Rift Valley), washing soda (Na₂CO₃·10H₂O) and table salt (NaCl). (a) Define a salt. (b) Name the four types of salts and give one example of each. (c) The fertiliser, washing soda and table salt are all normal salts. Explain why this fact alone cannot explain why they behaved differently overnight.</w:t>
+            </w:r>
+          </w:p>
+        </w:tc>
+      </w:tr>
+      <w:tr>
+        <w:trPr>
+          <w:trHeight w:val="4200" w:hRule="atLeast"/>
+        </w:trPr>
+        <w:tc>
+          <w:tcPr>
+            <w:tcW w:type="dxa" w:w="13680"/>
             <w:shd w:fill="FFFFFF" w:color="auto" w:val="clear"/>
             <w:tcMar>
               <w:top w:type="dxa" w:w="60"/>
@@ -619,51 +546,13 @@
                 <w:rFonts w:ascii="Arial" w:cs="Arial" w:eastAsia="Arial" w:hAnsi="Arial"/>
                 <w:b w:val="false"/>
                 <w:bCs w:val="false"/>
-                <w:i w:val="false"/>
-                <w:iCs w:val="false"/>
-                <w:color w:val="000000"/>
-                <w:sz w:val="18"/>
-                <w:szCs w:val="18"/>
-              </w:rPr>
-              <w:t xml:space="preserve">A salt is an ionic compound formed when the hydrogen ions (H⁺) of an acid are wholly or partially replaced by metal ions or the ammonium ion (NH₄⁺). Salts can be classified as normal salts, acid salts, or basic salts depending on how completely the hydrogen ions of the parent acid have been replaced. A normal salt contains no replaceable hydrogen ions and no hydroxide ions — for example, sodium chloride (NaCl) is a normal salt formed when all the hydrogen in hydrochloric acid is replaced by sodium. An acid salt still contains at least one replaceable hydrogen ion, such as sodium hydrogencarbonate (NaHCO₃). A basic salt retains hydroxide ions from the parent base.</w:t>
-            </w:r>
-          </w:p>
-          <w:p>
-            <w:pPr>
-              <w:spacing w:after="40" w:before="0"/>
-              <w:jc w:val="left"/>
-            </w:pPr>
-            <w:r>
-              <w:rPr>
-                <w:rFonts w:ascii="Arial" w:cs="Arial" w:eastAsia="Arial" w:hAnsi="Arial"/>
-                <w:b w:val="false"/>
-                <w:bCs w:val="false"/>
-                <w:i w:val="false"/>
-                <w:iCs w:val="false"/>
-                <w:color w:val="000000"/>
-                <w:sz w:val="18"/>
-                <w:szCs w:val="18"/>
-              </w:rPr>
-              <w:t xml:space="preserve"/>
-            </w:r>
-          </w:p>
-          <w:p>
-            <w:pPr>
-              <w:spacing w:after="40" w:before="0"/>
-              <w:jc w:val="left"/>
-            </w:pPr>
-            <w:r>
-              <w:rPr>
-                <w:rFonts w:ascii="Arial" w:cs="Arial" w:eastAsia="Arial" w:hAnsi="Arial"/>
-                <w:b w:val="false"/>
-                <w:bCs w:val="false"/>
-                <w:i w:val="false"/>
-                <w:iCs w:val="false"/>
-                <w:color w:val="000000"/>
-                <w:sz w:val="18"/>
-                <w:szCs w:val="18"/>
-              </w:rPr>
-              <w:t xml:space="preserve">All three substances in the phenomenon are salts. Sodium chloride (table salt) is a normal salt derived from hydrochloric acid and sodium hydroxide. Sodium carbonate decahydrate (washing soda, Na₂CO₃·10H₂O) is also a normal salt of carbonic acid, but it crystallises with ten molecules of water of crystallisation. Calcium ammonium nitrate (CAN) is a mixture of calcium nitrate Ca(NO₃)₂ and ammonium nitrate NH₄NO₃ — both normal salts of nitric acid — widely used as a nitrogen-rich fertiliser on maize farms across the Rift Valley and other agricultural regions of Kenya.</w:t>
+                <w:i/>
+                <w:iCs/>
+                <w:color w:val="808080"/>
+                <w:sz w:val="18"/>
+                <w:szCs w:val="18"/>
+              </w:rPr>
+              <w:t xml:space="preserve">Write your answer here:</w:t>
             </w:r>
           </w:p>
         </w:tc>
@@ -691,14 +580,12 @@
         <w:tblLayout w:type="fixed"/>
       </w:tblPr>
       <w:tblGrid>
-        <w:gridCol w:w="3000"/>
-        <w:gridCol w:w="10680"/>
+        <w:gridCol w:w="13680"/>
       </w:tblGrid>
       <w:tr>
         <w:tc>
           <w:tcPr>
             <w:tcW w:type="dxa" w:w="13680"/>
-            <w:gridSpan w:val="2"/>
             <w:shd w:fill="1F3864" w:color="auto" w:val="clear"/>
             <w:tcMar>
               <w:top w:type="dxa" w:w="60"/>
@@ -724,15 +611,15 @@
                 <w:sz w:val="22"/>
                 <w:szCs w:val="22"/>
               </w:rPr>
-              <w:t xml:space="preserve">Section 2: Water of Crystallisation, Hygroscopy, and Deliquescence — Explaining the Phenomenon</w:t>
-            </w:r>
-          </w:p>
-        </w:tc>
-      </w:tr>
-      <w:tr>
-        <w:tc>
-          <w:tcPr>
-            <w:tcW w:type="dxa" w:w="3000"/>
+              <w:t xml:space="preserve">Part 2: Solubility and why liquid water is not the whole answer</w:t>
+            </w:r>
+          </w:p>
+        </w:tc>
+      </w:tr>
+      <w:tr>
+        <w:tc>
+          <w:tcPr>
+            <w:tcW w:type="dxa" w:w="13680"/>
             <w:shd w:fill="D9EEF1" w:color="auto" w:val="clear"/>
             <w:tcMar>
               <w:top w:type="dxa" w:w="60"/>
@@ -758,13 +645,18 @@
                 <w:sz w:val="18"/>
                 <w:szCs w:val="18"/>
               </w:rPr>
-              <w:t xml:space="preserve">This is the heart of your explanation. Use the concepts of water of crystallisation, efflorescence, hygroscopy, and deliquescence to explain precisely what happened to each of the three salts overnight. Make sure you explain the difference between what happened to the washing soda and what happened to the CAN fertiliser, and why table salt was unaffected. Include any relevant chemical equations or formulas where they strengthen your explanation.</w:t>
-            </w:r>
-          </w:p>
-        </w:tc>
-        <w:tc>
-          <w:tcPr>
-            <w:tcW w:type="dxa" w:w="10680"/>
+              <w:t xml:space="preserve">In Lesson 2 you added seven salts to water in test tubes. (a) Which of the salts you tested dissolved, and which did not? Include the salts from the phenomenon. (b) State the solubility rules you used for nitrates, chlorides, carbonates and sulphates. (c) The fertiliser in the storeroom got wet even though no liquid water was added to it. Explain why knowing that a salt is soluble in liquid water is not enough to explain the clumping, and what else must be involved.</w:t>
+            </w:r>
+          </w:p>
+        </w:tc>
+      </w:tr>
+      <w:tr>
+        <w:trPr>
+          <w:trHeight w:val="4200" w:hRule="atLeast"/>
+        </w:trPr>
+        <w:tc>
+          <w:tcPr>
+            <w:tcW w:type="dxa" w:w="13680"/>
             <w:shd w:fill="FFFFFF" w:color="auto" w:val="clear"/>
             <w:tcMar>
               <w:top w:type="dxa" w:w="60"/>
@@ -784,127 +676,13 @@
                 <w:rFonts w:ascii="Arial" w:cs="Arial" w:eastAsia="Arial" w:hAnsi="Arial"/>
                 <w:b w:val="false"/>
                 <w:bCs w:val="false"/>
-                <w:i w:val="false"/>
-                <w:iCs w:val="false"/>
-                <w:color w:val="000000"/>
-                <w:sz w:val="18"/>
-                <w:szCs w:val="18"/>
-              </w:rPr>
-              <w:t xml:space="preserve">The three salts behaved differently because they have different interactions with water vapour in the air, and this is directly linked to their structure and properties.</w:t>
-            </w:r>
-          </w:p>
-          <w:p>
-            <w:pPr>
-              <w:spacing w:after="40" w:before="0"/>
-              <w:jc w:val="left"/>
-            </w:pPr>
-            <w:r>
-              <w:rPr>
-                <w:rFonts w:ascii="Arial" w:cs="Arial" w:eastAsia="Arial" w:hAnsi="Arial"/>
-                <w:b w:val="false"/>
-                <w:bCs w:val="false"/>
-                <w:i w:val="false"/>
-                <w:iCs w:val="false"/>
-                <w:color w:val="000000"/>
-                <w:sz w:val="18"/>
-                <w:szCs w:val="18"/>
-              </w:rPr>
-              <w:t xml:space="preserve"/>
-            </w:r>
-          </w:p>
-          <w:p>
-            <w:pPr>
-              <w:spacing w:after="40" w:before="0"/>
-              <w:jc w:val="left"/>
-            </w:pPr>
-            <w:r>
-              <w:rPr>
-                <w:rFonts w:ascii="Arial" w:cs="Arial" w:eastAsia="Arial" w:hAnsi="Arial"/>
-                <w:b w:val="false"/>
-                <w:bCs w:val="false"/>
-                <w:i w:val="false"/>
-                <w:iCs w:val="false"/>
-                <w:color w:val="000000"/>
-                <w:sz w:val="18"/>
-                <w:szCs w:val="18"/>
-              </w:rPr>
-              <w:t xml:space="preserve">The washing soda crystals (Na₂CO₃·10H₂O) shrank and developed a white powdery crust because of a process called efflorescence. Washing soda contains ten molecules of water of crystallisation — water molecules that are chemically bonded within the crystal lattice and give the crystals their characteristic shape and size. When exposed to the relatively dry air in the laboratory, the vapour pressure of the crystals is higher than the partial pressure of water vapour in the surrounding air. As a result, the crystals spontaneously lose their water of crystallisation to the atmosphere. The white powdery crust that formed is anhydrous sodium carbonate (Na₂CO₃), which has a much smaller crystal structure than the hydrated form. The equation for this change is: Na₂CO₃·10H₂O(s) → Na₂CO₃(s) + 10H₂O(g). This is why the crystals appeared to shrink — they lost mass and volume as the water of crystallisation escaped.</w:t>
-            </w:r>
-          </w:p>
-          <w:p>
-            <w:pPr>
-              <w:spacing w:after="40" w:before="0"/>
-              <w:jc w:val="left"/>
-            </w:pPr>
-            <w:r>
-              <w:rPr>
-                <w:rFonts w:ascii="Arial" w:cs="Arial" w:eastAsia="Arial" w:hAnsi="Arial"/>
-                <w:b w:val="false"/>
-                <w:bCs w:val="false"/>
-                <w:i w:val="false"/>
-                <w:iCs w:val="false"/>
-                <w:color w:val="000000"/>
-                <w:sz w:val="18"/>
-                <w:szCs w:val="18"/>
-              </w:rPr>
-              <w:t xml:space="preserve"/>
-            </w:r>
-          </w:p>
-          <w:p>
-            <w:pPr>
-              <w:spacing w:after="40" w:before="0"/>
-              <w:jc w:val="left"/>
-            </w:pPr>
-            <w:r>
-              <w:rPr>
-                <w:rFonts w:ascii="Arial" w:cs="Arial" w:eastAsia="Arial" w:hAnsi="Arial"/>
-                <w:b w:val="false"/>
-                <w:bCs w:val="false"/>
-                <w:i w:val="false"/>
-                <w:iCs w:val="false"/>
-                <w:color w:val="000000"/>
-                <w:sz w:val="18"/>
-                <w:szCs w:val="18"/>
-              </w:rPr>
-              <w:t xml:space="preserve">The CAN fertiliser granules clumped together and felt wet and sticky because calcium nitrate and ammonium nitrate are both deliquescent salts. A deliquescent salt absorbs water vapour from the air so strongly that it eventually dissolves in the absorbed water and forms a solution. This happens because the vapour pressure above these salts is lower than the partial pressure of water vapour in the humid storeroom air, so water molecules are drawn from the air onto the surface of the granules. The liquid you observed coating the CAN granules was not added water — it was water drawn directly from the air overnight. This is why the granules clumped: the absorbed moisture caused individual granules to stick to each other.</w:t>
-            </w:r>
-          </w:p>
-          <w:p>
-            <w:pPr>
-              <w:spacing w:after="40" w:before="0"/>
-              <w:jc w:val="left"/>
-            </w:pPr>
-            <w:r>
-              <w:rPr>
-                <w:rFonts w:ascii="Arial" w:cs="Arial" w:eastAsia="Arial" w:hAnsi="Arial"/>
-                <w:b w:val="false"/>
-                <w:bCs w:val="false"/>
-                <w:i w:val="false"/>
-                <w:iCs w:val="false"/>
-                <w:color w:val="000000"/>
-                <w:sz w:val="18"/>
-                <w:szCs w:val="18"/>
-              </w:rPr>
-              <w:t xml:space="preserve"/>
-            </w:r>
-          </w:p>
-          <w:p>
-            <w:pPr>
-              <w:spacing w:after="40" w:before="0"/>
-              <w:jc w:val="left"/>
-            </w:pPr>
-            <w:r>
-              <w:rPr>
-                <w:rFonts w:ascii="Arial" w:cs="Arial" w:eastAsia="Arial" w:hAnsi="Arial"/>
-                <w:b w:val="false"/>
-                <w:bCs w:val="false"/>
-                <w:i w:val="false"/>
-                <w:iCs w:val="false"/>
-                <w:color w:val="000000"/>
-                <w:sz w:val="18"/>
-                <w:szCs w:val="18"/>
-              </w:rPr>
-              <w:t xml:space="preserve">Table salt (NaCl), by contrast, remained completely unchanged. Sodium chloride is neither efflorescent nor deliquescent under normal Kenyan atmospheric conditions. Its crystal lattice is highly stable, it contains no water of crystallisation to lose, and its vapour pressure at room temperature is neither high enough to release water nor low enough to absorb significant moisture from the air. This is why NaCl is widely used in food preservation in Kenya — it is stable, does not cake easily under normal humidity, and does not change in composition when stored.</w:t>
+                <w:i/>
+                <w:iCs/>
+                <w:color w:val="808080"/>
+                <w:sz w:val="18"/>
+                <w:szCs w:val="18"/>
+              </w:rPr>
+              <w:t xml:space="preserve">Write your answer here:</w:t>
             </w:r>
           </w:p>
         </w:tc>
@@ -932,14 +710,12 @@
         <w:tblLayout w:type="fixed"/>
       </w:tblPr>
       <w:tblGrid>
-        <w:gridCol w:w="3000"/>
-        <w:gridCol w:w="10680"/>
+        <w:gridCol w:w="13680"/>
       </w:tblGrid>
       <w:tr>
         <w:tc>
           <w:tcPr>
             <w:tcW w:type="dxa" w:w="13680"/>
-            <w:gridSpan w:val="2"/>
             <w:shd w:fill="1F3864" w:color="auto" w:val="clear"/>
             <w:tcMar>
               <w:top w:type="dxa" w:w="60"/>
@@ -965,15 +741,15 @@
                 <w:sz w:val="22"/>
                 <w:szCs w:val="22"/>
               </w:rPr>
-              <w:t xml:space="preserve">Section 3: How Salts Are Prepared — Evidence from the Laboratory</w:t>
-            </w:r>
-          </w:p>
-        </w:tc>
-      </w:tr>
-      <w:tr>
-        <w:tc>
-          <w:tcPr>
-            <w:tcW w:type="dxa" w:w="3000"/>
+              <w:t xml:space="preserve">Part 3: How salts are prepared and why the method depends on solubility</w:t>
+            </w:r>
+          </w:p>
+        </w:tc>
+      </w:tr>
+      <w:tr>
+        <w:tc>
+          <w:tcPr>
+            <w:tcW w:type="dxa" w:w="13680"/>
             <w:shd w:fill="D9EEF1" w:color="auto" w:val="clear"/>
             <w:tcMar>
               <w:top w:type="dxa" w:w="60"/>
@@ -999,13 +775,18 @@
                 <w:sz w:val="18"/>
                 <w:szCs w:val="18"/>
               </w:rPr>
-              <w:t xml:space="preserve">Explain the main methods used to prepare salts in the laboratory. For each method, state which types of salts it is used for and give one specific example using a salt relevant to the phenomenon or to Kenyan everyday life. Include relevant word equations or chemical equations. Explain why the correct preparation method matters — what could go wrong if the wrong method is chosen?</w:t>
-            </w:r>
-          </w:p>
-        </w:tc>
-        <w:tc>
-          <w:tcPr>
-            <w:tcW w:type="dxa" w:w="10680"/>
+              <w:t xml:space="preserve">(a) Write a balanced equation with state symbols for preparing zinc sulphate from zinc and dilute sulphuric acid, and say how you identified the gas produced. (b) Write a balanced equation with state symbols for preparing calcium chloride from hydrochloric acid and calcium carbonate, and say how you identified the gas. (c) Which method would you use to prepare barium sulphate, and why can you not use the methods in (a) and (b)? Write the net ionic equation. (d) Why do we add the solid in excess when preparing a soluble salt, and how is the excess removed?</w:t>
+            </w:r>
+          </w:p>
+        </w:tc>
+      </w:tr>
+      <w:tr>
+        <w:trPr>
+          <w:trHeight w:val="4200" w:hRule="atLeast"/>
+        </w:trPr>
+        <w:tc>
+          <w:tcPr>
+            <w:tcW w:type="dxa" w:w="13680"/>
             <w:shd w:fill="FFFFFF" w:color="auto" w:val="clear"/>
             <w:tcMar>
               <w:top w:type="dxa" w:w="60"/>
@@ -1025,165 +806,13 @@
                 <w:rFonts w:ascii="Arial" w:cs="Arial" w:eastAsia="Arial" w:hAnsi="Arial"/>
                 <w:b w:val="false"/>
                 <w:bCs w:val="false"/>
-                <w:i w:val="false"/>
-                <w:iCs w:val="false"/>
-                <w:color w:val="000000"/>
-                <w:sz w:val="18"/>
-                <w:szCs w:val="18"/>
-              </w:rPr>
-              <w:t xml:space="preserve">During this unit, you investigated several laboratory methods for preparing salts, and understanding these methods helps explain why salts have the properties they do.</w:t>
-            </w:r>
-          </w:p>
-          <w:p>
-            <w:pPr>
-              <w:spacing w:after="40" w:before="0"/>
-              <w:jc w:val="left"/>
-            </w:pPr>
-            <w:r>
-              <w:rPr>
-                <w:rFonts w:ascii="Arial" w:cs="Arial" w:eastAsia="Arial" w:hAnsi="Arial"/>
-                <w:b w:val="false"/>
-                <w:bCs w:val="false"/>
-                <w:i w:val="false"/>
-                <w:iCs w:val="false"/>
-                <w:color w:val="000000"/>
-                <w:sz w:val="18"/>
-                <w:szCs w:val="18"/>
-              </w:rPr>
-              <w:t xml:space="preserve"/>
-            </w:r>
-          </w:p>
-          <w:p>
-            <w:pPr>
-              <w:spacing w:after="40" w:before="0"/>
-              <w:jc w:val="left"/>
-            </w:pPr>
-            <w:r>
-              <w:rPr>
-                <w:rFonts w:ascii="Arial" w:cs="Arial" w:eastAsia="Arial" w:hAnsi="Arial"/>
-                <w:b w:val="false"/>
-                <w:bCs w:val="false"/>
-                <w:i w:val="false"/>
-                <w:iCs w:val="false"/>
-                <w:color w:val="000000"/>
-                <w:sz w:val="18"/>
-                <w:szCs w:val="18"/>
-              </w:rPr>
-              <w:t xml:space="preserve">The first method is neutralisation, in which an acid is reacted with an alkali (a soluble base) to form a soluble salt and water. For example, sodium chloride — the table salt in the phenomenon — can be prepared by reacting hydrochloric acid with sodium hydroxide solution: HCl(aq) + NaOH(aq) → NaCl(aq) + H₂O(l). The salt is then obtained by evaporating the water. This method is used for soluble salts where both the acid and base are soluble.</w:t>
-            </w:r>
-          </w:p>
-          <w:p>
-            <w:pPr>
-              <w:spacing w:after="40" w:before="0"/>
-              <w:jc w:val="left"/>
-            </w:pPr>
-            <w:r>
-              <w:rPr>
-                <w:rFonts w:ascii="Arial" w:cs="Arial" w:eastAsia="Arial" w:hAnsi="Arial"/>
-                <w:b w:val="false"/>
-                <w:bCs w:val="false"/>
-                <w:i w:val="false"/>
-                <w:iCs w:val="false"/>
-                <w:color w:val="000000"/>
-                <w:sz w:val="18"/>
-                <w:szCs w:val="18"/>
-              </w:rPr>
-              <w:t xml:space="preserve"/>
-            </w:r>
-          </w:p>
-          <w:p>
-            <w:pPr>
-              <w:spacing w:after="40" w:before="0"/>
-              <w:jc w:val="left"/>
-            </w:pPr>
-            <w:r>
-              <w:rPr>
-                <w:rFonts w:ascii="Arial" w:cs="Arial" w:eastAsia="Arial" w:hAnsi="Arial"/>
-                <w:b w:val="false"/>
-                <w:bCs w:val="false"/>
-                <w:i w:val="false"/>
-                <w:iCs w:val="false"/>
-                <w:color w:val="000000"/>
-                <w:sz w:val="18"/>
-                <w:szCs w:val="18"/>
-              </w:rPr>
-              <w:t xml:space="preserve">The second method is the reaction of an acid with a metal oxide or metal carbonate, which is useful for preparing soluble salts where no suitable alkali is available. For example, copper(II) sulphate can be prepared by adding excess copper(II) oxide to warm dilute sulphuric acid: CuO(s) + H₂SO₄(aq) → CuSO₄(aq) + H₂O(l). The excess copper oxide is filtered off, and the solution is evaporated and allowed to crystallise.</w:t>
-            </w:r>
-          </w:p>
-          <w:p>
-            <w:pPr>
-              <w:spacing w:after="40" w:before="0"/>
-              <w:jc w:val="left"/>
-            </w:pPr>
-            <w:r>
-              <w:rPr>
-                <w:rFonts w:ascii="Arial" w:cs="Arial" w:eastAsia="Arial" w:hAnsi="Arial"/>
-                <w:b w:val="false"/>
-                <w:bCs w:val="false"/>
-                <w:i w:val="false"/>
-                <w:iCs w:val="false"/>
-                <w:color w:val="000000"/>
-                <w:sz w:val="18"/>
-                <w:szCs w:val="18"/>
-              </w:rPr>
-              <w:t xml:space="preserve"/>
-            </w:r>
-          </w:p>
-          <w:p>
-            <w:pPr>
-              <w:spacing w:after="40" w:before="0"/>
-              <w:jc w:val="left"/>
-            </w:pPr>
-            <w:r>
-              <w:rPr>
-                <w:rFonts w:ascii="Arial" w:cs="Arial" w:eastAsia="Arial" w:hAnsi="Arial"/>
-                <w:b w:val="false"/>
-                <w:bCs w:val="false"/>
-                <w:i w:val="false"/>
-                <w:iCs w:val="false"/>
-                <w:color w:val="000000"/>
-                <w:sz w:val="18"/>
-                <w:szCs w:val="18"/>
-              </w:rPr>
-              <w:t xml:space="preserve">The third method is direct combination or synthesis, used for preparing some salts directly from their elements. The fourth method is double decomposition (precipitation), used to prepare insoluble salts by mixing two solutions whose ions combine to form an insoluble product. For example, barium sulphate — an insoluble salt — can be prepared by mixing barium chloride solution with sodium sulphate solution: BaCl₂(aq) + Na₂SO₄(aq) → BaSO₄(s) + 2NaCl(aq).</w:t>
-            </w:r>
-          </w:p>
-          <w:p>
-            <w:pPr>
-              <w:spacing w:after="40" w:before="0"/>
-              <w:jc w:val="left"/>
-            </w:pPr>
-            <w:r>
-              <w:rPr>
-                <w:rFonts w:ascii="Arial" w:cs="Arial" w:eastAsia="Arial" w:hAnsi="Arial"/>
-                <w:b w:val="false"/>
-                <w:bCs w:val="false"/>
-                <w:i w:val="false"/>
-                <w:iCs w:val="false"/>
-                <w:color w:val="000000"/>
-                <w:sz w:val="18"/>
-                <w:szCs w:val="18"/>
-              </w:rPr>
-              <w:t xml:space="preserve"/>
-            </w:r>
-          </w:p>
-          <w:p>
-            <w:pPr>
-              <w:spacing w:after="40" w:before="0"/>
-              <w:jc w:val="left"/>
-            </w:pPr>
-            <w:r>
-              <w:rPr>
-                <w:rFonts w:ascii="Arial" w:cs="Arial" w:eastAsia="Arial" w:hAnsi="Arial"/>
-                <w:b w:val="false"/>
-                <w:bCs w:val="false"/>
-                <w:i w:val="false"/>
-                <w:iCs w:val="false"/>
-                <w:color w:val="000000"/>
-                <w:sz w:val="18"/>
-                <w:szCs w:val="18"/>
-              </w:rPr>
-              <w:t xml:space="preserve">Choosing the wrong method matters because it can result in an impure product, an incomplete reaction, or even a hazardous situation. For instance, attempting to prepare an insoluble salt by neutralisation and evaporation would fail because the desired salt would precipitate out and become contaminated before pure crystals could form. In Kenya's agricultural context, understanding preparation methods also informs the quality and purity of fertilisers like CAN — impurities in fertiliser salts can affect crop uptake and soil chemistry.</w:t>
+                <w:i/>
+                <w:iCs/>
+                <w:color w:val="808080"/>
+                <w:sz w:val="18"/>
+                <w:szCs w:val="18"/>
+              </w:rPr>
+              <w:t xml:space="preserve">Write your answer here:</w:t>
             </w:r>
           </w:p>
         </w:tc>
@@ -1211,14 +840,12 @@
         <w:tblLayout w:type="fixed"/>
       </w:tblPr>
       <w:tblGrid>
-        <w:gridCol w:w="3000"/>
-        <w:gridCol w:w="10680"/>
+        <w:gridCol w:w="13680"/>
       </w:tblGrid>
       <w:tr>
         <w:tc>
           <w:tcPr>
             <w:tcW w:type="dxa" w:w="13680"/>
-            <w:gridSpan w:val="2"/>
             <w:shd w:fill="1F3864" w:color="auto" w:val="clear"/>
             <w:tcMar>
               <w:top w:type="dxa" w:w="60"/>
@@ -1244,15 +871,15 @@
                 <w:sz w:val="22"/>
                 <w:szCs w:val="22"/>
               </w:rPr>
-              <w:t xml:space="preserve">Section 4: Safety, Storage, and Application in Kenya</w:t>
-            </w:r>
-          </w:p>
-        </w:tc>
-      </w:tr>
-      <w:tr>
-        <w:tc>
-          <w:tcPr>
-            <w:tcW w:type="dxa" w:w="3000"/>
+              <w:t xml:space="preserve">Part 4: Explaining the phenomenon using behaviour of salts in air</w:t>
+            </w:r>
+          </w:p>
+        </w:tc>
+      </w:tr>
+      <w:tr>
+        <w:tc>
+          <w:tcPr>
+            <w:tcW w:type="dxa" w:w="13680"/>
             <w:shd w:fill="D9EEF1" w:color="auto" w:val="clear"/>
             <w:tcMar>
               <w:top w:type="dxa" w:w="60"/>
@@ -1278,13 +905,18 @@
                 <w:sz w:val="18"/>
                 <w:szCs w:val="18"/>
               </w:rPr>
-              <w:t xml:space="preserve">Using what you now know about salt properties — including hygroscopy, deliquescence, efflorescence, and solubility — explain the practical implications for how salts should be stored and used safely in Kenya. Give at least two specific, real-world examples (e.g., fertiliser storage, food preservation, laboratory chemical storage). What risks arise if salts are not stored correctly, and what precautions should be taken?</w:t>
-            </w:r>
-          </w:p>
-        </w:tc>
-        <w:tc>
-          <w:tcPr>
-            <w:tcW w:type="dxa" w:w="10680"/>
+              <w:t xml:space="preserve">In Lesson 6 you left calcium chloride, sodium carbonate decahydrate and sodium chloride on watch glasses in classroom air and recorded changes in mass. (a) Describe what happened to each of the three samples and what this showed about its mass. (b) Define deliquescent, efflorescent and stable (unaffected) salts. (c) Use these ideas to explain, for each substance, what you saw in the storeroom and laboratory: the CAN fertiliser, the washing soda and the table salt. Write the equation for what happens to washing soda.</w:t>
+            </w:r>
+          </w:p>
+        </w:tc>
+      </w:tr>
+      <w:tr>
+        <w:trPr>
+          <w:trHeight w:val="4200" w:hRule="atLeast"/>
+        </w:trPr>
+        <w:tc>
+          <w:tcPr>
+            <w:tcW w:type="dxa" w:w="13680"/>
             <w:shd w:fill="FFFFFF" w:color="auto" w:val="clear"/>
             <w:tcMar>
               <w:top w:type="dxa" w:w="60"/>
@@ -1304,127 +936,13 @@
                 <w:rFonts w:ascii="Arial" w:cs="Arial" w:eastAsia="Arial" w:hAnsi="Arial"/>
                 <w:b w:val="false"/>
                 <w:bCs w:val="false"/>
-                <w:i w:val="false"/>
-                <w:iCs w:val="false"/>
-                <w:color w:val="000000"/>
-                <w:sz w:val="18"/>
-                <w:szCs w:val="18"/>
-              </w:rPr>
-              <w:t xml:space="preserve">Understanding how salts interact with moisture in the air has direct and important practical consequences for Kenyan farmers, households, and laboratory workers.</w:t>
-            </w:r>
-          </w:p>
-          <w:p>
-            <w:pPr>
-              <w:spacing w:after="40" w:before="0"/>
-              <w:jc w:val="left"/>
-            </w:pPr>
-            <w:r>
-              <w:rPr>
-                <w:rFonts w:ascii="Arial" w:cs="Arial" w:eastAsia="Arial" w:hAnsi="Arial"/>
-                <w:b w:val="false"/>
-                <w:bCs w:val="false"/>
-                <w:i w:val="false"/>
-                <w:iCs w:val="false"/>
-                <w:color w:val="000000"/>
-                <w:sz w:val="18"/>
-                <w:szCs w:val="18"/>
-              </w:rPr>
-              <w:t xml:space="preserve"/>
-            </w:r>
-          </w:p>
-          <w:p>
-            <w:pPr>
-              <w:spacing w:after="40" w:before="0"/>
-              <w:jc w:val="left"/>
-            </w:pPr>
-            <w:r>
-              <w:rPr>
-                <w:rFonts w:ascii="Arial" w:cs="Arial" w:eastAsia="Arial" w:hAnsi="Arial"/>
-                <w:b w:val="false"/>
-                <w:bCs w:val="false"/>
-                <w:i w:val="false"/>
-                <w:iCs w:val="false"/>
-                <w:color w:val="000000"/>
-                <w:sz w:val="18"/>
-                <w:szCs w:val="18"/>
-              </w:rPr>
-              <w:t xml:space="preserve">For farmers in the Rift Valley and across Kenya who use CAN fertiliser, the deliquescent nature of calcium nitrate and ammonium nitrate means that open or poorly sealed bags will absorb moisture from the humid air, causing the granules to dissolve, clump, and become difficult or impossible to spread evenly using a hand-spreader or machine applicator. Uneven application leads to over-fertilisation in some areas (which can burn crops and leach excess nitrates into waterways like the Mara River or Lake Naivasha) and under-fertilisation in others (reducing maize yields). To prevent this, CAN fertiliser bags must be stored in cool, dry conditions, sealed tightly after each use, and used within a reasonable time after opening. Farmers should never leave fertiliser sacks open in a humid storeroom overnight — as the phenomenon demonstrated.</w:t>
-            </w:r>
-          </w:p>
-          <w:p>
-            <w:pPr>
-              <w:spacing w:after="40" w:before="0"/>
-              <w:jc w:val="left"/>
-            </w:pPr>
-            <w:r>
-              <w:rPr>
-                <w:rFonts w:ascii="Arial" w:cs="Arial" w:eastAsia="Arial" w:hAnsi="Arial"/>
-                <w:b w:val="false"/>
-                <w:bCs w:val="false"/>
-                <w:i w:val="false"/>
-                <w:iCs w:val="false"/>
-                <w:color w:val="000000"/>
-                <w:sz w:val="18"/>
-                <w:szCs w:val="18"/>
-              </w:rPr>
-              <w:t xml:space="preserve"/>
-            </w:r>
-          </w:p>
-          <w:p>
-            <w:pPr>
-              <w:spacing w:after="40" w:before="0"/>
-              <w:jc w:val="left"/>
-            </w:pPr>
-            <w:r>
-              <w:rPr>
-                <w:rFonts w:ascii="Arial" w:cs="Arial" w:eastAsia="Arial" w:hAnsi="Arial"/>
-                <w:b w:val="false"/>
-                <w:bCs w:val="false"/>
-                <w:i w:val="false"/>
-                <w:iCs w:val="false"/>
-                <w:color w:val="000000"/>
-                <w:sz w:val="18"/>
-                <w:szCs w:val="18"/>
-              </w:rPr>
-              <w:t xml:space="preserve">In the household kitchen, table salt (NaCl) is used to preserve foods such as nyama choma, dried fish from Lake Victoria, and vegetables. Because NaCl is neither deliquescent nor efflorescent under typical conditions, it remains stable and effective as a preservative. However, in very high humidity — such as in a coastal town like Mombasa during the long rains — table salt can absorb enough moisture to cake. Adding a small amount of an anti-caking agent (such as magnesium carbonate) prevents this.</w:t>
-            </w:r>
-          </w:p>
-          <w:p>
-            <w:pPr>
-              <w:spacing w:after="40" w:before="0"/>
-              <w:jc w:val="left"/>
-            </w:pPr>
-            <w:r>
-              <w:rPr>
-                <w:rFonts w:ascii="Arial" w:cs="Arial" w:eastAsia="Arial" w:hAnsi="Arial"/>
-                <w:b w:val="false"/>
-                <w:bCs w:val="false"/>
-                <w:i w:val="false"/>
-                <w:iCs w:val="false"/>
-                <w:color w:val="000000"/>
-                <w:sz w:val="18"/>
-                <w:szCs w:val="18"/>
-              </w:rPr>
-              <w:t xml:space="preserve"/>
-            </w:r>
-          </w:p>
-          <w:p>
-            <w:pPr>
-              <w:spacing w:after="40" w:before="0"/>
-              <w:jc w:val="left"/>
-            </w:pPr>
-            <w:r>
-              <w:rPr>
-                <w:rFonts w:ascii="Arial" w:cs="Arial" w:eastAsia="Arial" w:hAnsi="Arial"/>
-                <w:b w:val="false"/>
-                <w:bCs w:val="false"/>
-                <w:i w:val="false"/>
-                <w:iCs w:val="false"/>
-                <w:color w:val="000000"/>
-                <w:sz w:val="18"/>
-                <w:szCs w:val="18"/>
-              </w:rPr>
-              <w:t xml:space="preserve">In the school laboratory, efflorescent salts like washing soda must be stored in airtight containers to prevent them from losing their water of crystallisation and changing mass. This is especially important when washing soda is used in titrations or gravimetric analysis — if the sample has partially effloresced, its molar mass will have changed, leading to inaccurate results. All hygroscopic and deliquescent chemicals must be labelled with appropriate hazard information and stored away from moisture sources. When handling ammonium nitrate (a component of CAN), care must also be taken because it is an oxidising agent and can be a fire hazard if contaminated with organic material.</w:t>
+                <w:i/>
+                <w:iCs/>
+                <w:color w:val="808080"/>
+                <w:sz w:val="18"/>
+                <w:szCs w:val="18"/>
+              </w:rPr>
+              <w:t xml:space="preserve">Write your answer here:</w:t>
             </w:r>
           </w:p>
         </w:tc>
@@ -1452,14 +970,12 @@
         <w:tblLayout w:type="fixed"/>
       </w:tblPr>
       <w:tblGrid>
-        <w:gridCol w:w="3000"/>
-        <w:gridCol w:w="10680"/>
+        <w:gridCol w:w="13680"/>
       </w:tblGrid>
       <w:tr>
         <w:tc>
           <w:tcPr>
             <w:tcW w:type="dxa" w:w="13680"/>
-            <w:gridSpan w:val="2"/>
             <w:shd w:fill="1F3864" w:color="auto" w:val="clear"/>
             <w:tcMar>
               <w:top w:type="dxa" w:w="60"/>
@@ -1485,15 +1001,15 @@
                 <w:sz w:val="22"/>
                 <w:szCs w:val="22"/>
               </w:rPr>
-              <w:t xml:space="preserve">Section 5: Full Answer to the Driving Question</w:t>
-            </w:r>
-          </w:p>
-        </w:tc>
-      </w:tr>
-      <w:tr>
-        <w:tc>
-          <w:tcPr>
-            <w:tcW w:type="dxa" w:w="3000"/>
+              <w:t xml:space="preserve">Part 5: Using salts safely in Kenya</w:t>
+            </w:r>
+          </w:p>
+        </w:tc>
+      </w:tr>
+      <w:tr>
+        <w:tc>
+          <w:tcPr>
+            <w:tcW w:type="dxa" w:w="13680"/>
             <w:shd w:fill="D9EEF1" w:color="auto" w:val="clear"/>
             <w:tcMar>
               <w:top w:type="dxa" w:w="60"/>
@@ -1519,13 +1035,18 @@
                 <w:sz w:val="18"/>
                 <w:szCs w:val="18"/>
               </w:rPr>
-              <w:t xml:space="preserve">Write a final concluding paragraph (or two) that directly and completely answers the driving question. Your answer must connect the science of salts — classification, water of crystallisation, hygroscopy, deliquescence, efflorescence, and preparation — back to the original observation in the school storeroom. Show how your understanding has grown across the 8 lessons by explaining not just what happened, but why, and what this means for real life in Kenya.</w:t>
-            </w:r>
-          </w:p>
-        </w:tc>
-        <w:tc>
-          <w:tcPr>
-            <w:tcW w:type="dxa" w:w="10680"/>
+              <w:t xml:space="preserve">Use your explanation from Part 4 to answer the second half of the driving question. (a) Give advice to a Rift Valley maize farmer on how to store CAN fertiliser and explain why, in terms of what the salt does in air. (b) Explain how the property of washing soda affects how it must be stored, and why it is still useful in laundry. (c) Choose one other Kenyan use of a salt from Lesson 7 (for example fish preservation at Dunga Beach, ORS, glass making or paint) and explain how the property of the salt makes it suitable. (d) Explain why choosing the right preparation method matters when making salts for use.</w:t>
+            </w:r>
+          </w:p>
+        </w:tc>
+      </w:tr>
+      <w:tr>
+        <w:trPr>
+          <w:trHeight w:val="4200" w:hRule="atLeast"/>
+        </w:trPr>
+        <w:tc>
+          <w:tcPr>
+            <w:tcW w:type="dxa" w:w="13680"/>
             <w:shd w:fill="FFFFFF" w:color="auto" w:val="clear"/>
             <w:tcMar>
               <w:top w:type="dxa" w:w="60"/>
@@ -1545,89 +1066,13 @@
                 <w:rFonts w:ascii="Arial" w:cs="Arial" w:eastAsia="Arial" w:hAnsi="Arial"/>
                 <w:b w:val="false"/>
                 <w:bCs w:val="false"/>
-                <w:i w:val="false"/>
-                <w:iCs w:val="false"/>
-                <w:color w:val="000000"/>
-                <w:sz w:val="18"/>
-                <w:szCs w:val="18"/>
-              </w:rPr>
-              <w:t xml:space="preserve">You can now fully explain what you observed in the school storeroom that morning. The three salts — CAN fertiliser, washing soda, and table salt — behaved differently because their crystal structures, compositions, and interactions with atmospheric water vapour are fundamentally different, even though all three are ionic compounds formed from acid-base reactions.</w:t>
-            </w:r>
-          </w:p>
-          <w:p>
-            <w:pPr>
-              <w:spacing w:after="40" w:before="0"/>
-              <w:jc w:val="left"/>
-            </w:pPr>
-            <w:r>
-              <w:rPr>
-                <w:rFonts w:ascii="Arial" w:cs="Arial" w:eastAsia="Arial" w:hAnsi="Arial"/>
-                <w:b w:val="false"/>
-                <w:bCs w:val="false"/>
-                <w:i w:val="false"/>
-                <w:iCs w:val="false"/>
-                <w:color w:val="000000"/>
-                <w:sz w:val="18"/>
-                <w:szCs w:val="18"/>
-              </w:rPr>
-              <w:t xml:space="preserve"/>
-            </w:r>
-          </w:p>
-          <w:p>
-            <w:pPr>
-              <w:spacing w:after="40" w:before="0"/>
-              <w:jc w:val="left"/>
-            </w:pPr>
-            <w:r>
-              <w:rPr>
-                <w:rFonts w:ascii="Arial" w:cs="Arial" w:eastAsia="Arial" w:hAnsi="Arial"/>
-                <w:b w:val="false"/>
-                <w:bCs w:val="false"/>
-                <w:i w:val="false"/>
-                <w:iCs w:val="false"/>
-                <w:color w:val="000000"/>
-                <w:sz w:val="18"/>
-                <w:szCs w:val="18"/>
-              </w:rPr>
-              <w:t xml:space="preserve">The CAN fertiliser granules became wet and clumped because calcium nitrate and ammonium nitrate are deliquescent: they absorb water vapour from the humid storeroom air so strongly that they begin to dissolve in it, coating the granules in a sticky solution. The washing soda crystals shrank and formed a white crust because Na₂CO₃·10H₂O is efflorescent: the ten water molecules held within its crystal lattice escaped into the drier laboratory air, leaving behind the anhydrous white powder Na₂CO₃. Table salt remained unchanged because NaCl has a stable crystal lattice, contains no water of crystallisation, and does not absorb or release moisture under normal atmospheric conditions in Kenya.</w:t>
-            </w:r>
-          </w:p>
-          <w:p>
-            <w:pPr>
-              <w:spacing w:after="40" w:before="0"/>
-              <w:jc w:val="left"/>
-            </w:pPr>
-            <w:r>
-              <w:rPr>
-                <w:rFonts w:ascii="Arial" w:cs="Arial" w:eastAsia="Arial" w:hAnsi="Arial"/>
-                <w:b w:val="false"/>
-                <w:bCs w:val="false"/>
-                <w:i w:val="false"/>
-                <w:iCs w:val="false"/>
-                <w:color w:val="000000"/>
-                <w:sz w:val="18"/>
-                <w:szCs w:val="18"/>
-              </w:rPr>
-              <w:t xml:space="preserve"/>
-            </w:r>
-          </w:p>
-          <w:p>
-            <w:pPr>
-              <w:spacing w:after="40" w:before="0"/>
-              <w:jc w:val="left"/>
-            </w:pPr>
-            <w:r>
-              <w:rPr>
-                <w:rFonts w:ascii="Arial" w:cs="Arial" w:eastAsia="Arial" w:hAnsi="Arial"/>
-                <w:b w:val="false"/>
-                <w:bCs w:val="false"/>
-                <w:i w:val="false"/>
-                <w:iCs w:val="false"/>
-                <w:color w:val="000000"/>
-                <w:sz w:val="18"/>
-                <w:szCs w:val="18"/>
-              </w:rPr>
-              <w:t xml:space="preserve">Understanding these differences is not just an academic exercise. It directly informs how Kenyan farmers should store fertilisers, how laboratory technicians should handle and weigh hydrated salts, how food-processing workers should manage salt-based preservatives, and how chemists choose the correct preparation method for a given salt. Across all eight lessons, you have built a model of salts that goes far beyond a simple definition — you can now classify salts, write equations for their preparation, explain their physical behaviour in terms of molecular structure and thermodynamics, and apply this knowledge to solve real problems in Kenyan agriculture, food science, and the laboratory. That is what it means to truly understand salts.</w:t>
+                <w:i/>
+                <w:iCs/>
+                <w:color w:val="808080"/>
+                <w:sz w:val="18"/>
+                <w:szCs w:val="18"/>
+              </w:rPr>
+              <w:t xml:space="preserve">Write your answer here:</w:t>
             </w:r>
           </w:p>
         </w:tc>
@@ -1854,7 +1299,7 @@
                 <w:sz w:val="18"/>
                 <w:szCs w:val="18"/>
               </w:rPr>
-              <w:t xml:space="preserve">Scientific Accuracy of Salt Classification and Definitions</w:t>
+              <w:t xml:space="preserve">Scientific accuracy of salt definitions, classification and solubility rules</w:t>
             </w:r>
           </w:p>
         </w:tc>
@@ -1886,7 +1331,7 @@
                 <w:sz w:val="18"/>
                 <w:szCs w:val="18"/>
               </w:rPr>
-              <w:t xml:space="preserve">Correctly defines salts as ionic compounds formed by replacement of H⁺ ions; accurately classifies all three phenomenon salts (NaCl, Na₂CO₃·10H₂O, CAN) with full justification referencing parent acids and bases; uses all key vocabulary (normal salt, acid salt, basic salt, water of crystallisation) correctly throughout.</w:t>
+              <w:t xml:space="preserve">All definitions, the four salt types with correct examples and the solubility rules are correct and complete.</w:t>
             </w:r>
           </w:p>
         </w:tc>
@@ -1918,7 +1363,7 @@
                 <w:sz w:val="18"/>
                 <w:szCs w:val="18"/>
               </w:rPr>
-              <w:t xml:space="preserve">Correctly defines salts and classifies at least two of the three phenomenon salts with adequate justification; uses most key vocabulary correctly with minor errors or omissions.</w:t>
+              <w:t xml:space="preserve">Most definitions, types and rules are correct, with minor omissions or one wrong example.</w:t>
             </w:r>
           </w:p>
         </w:tc>
@@ -1950,7 +1395,7 @@
                 <w:sz w:val="18"/>
                 <w:szCs w:val="18"/>
               </w:rPr>
-              <w:t xml:space="preserve">Attempts a definition of salts but it is incomplete or partially inaccurate; classifies only one phenomenon salt correctly or provides classifications without justification; key vocabulary is used inconsistently or incorrectly.</w:t>
+              <w:t xml:space="preserve">Definitions or rules are missing, incorrect or confused.</w:t>
             </w:r>
           </w:p>
         </w:tc>
@@ -1984,7 +1429,7 @@
                 <w:sz w:val="18"/>
                 <w:szCs w:val="18"/>
               </w:rPr>
-              <w:t xml:space="preserve">Explanation of Atmospheric Behaviour (Deliquescence, Efflorescence, and Stability)</w:t>
+              <w:t xml:space="preserve">Preparation methods and chemical equations</w:t>
             </w:r>
           </w:p>
         </w:tc>
@@ -2016,7 +1461,7 @@
                 <w:sz w:val="18"/>
                 <w:szCs w:val="18"/>
               </w:rPr>
-              <w:t xml:space="preserve">Provides a precise and complete explanation of deliquescence (CAN), efflorescence (washing soda), and stability (table salt) using vapour pressure reasoning; includes correct chemical equation for efflorescence of Na₂CO₃·10H₂O; clearly explains WHY each salt behaves differently in terms of crystal structure and water of crystallisation.</w:t>
+              <w:t xml:space="preserve">Balanced equations with correct state symbols, correct gas tests, a correct net ionic equation, and a clear reason why the method depends on solubility.</w:t>
             </w:r>
           </w:p>
         </w:tc>
@@ -2048,7 +1493,7 @@
                 <w:sz w:val="18"/>
                 <w:szCs w:val="18"/>
               </w:rPr>
-              <w:t xml:space="preserve">Correctly explains the behaviour of all three salts and links each to the correct process (deliquescence/efflorescence/stability); may include the chemical equation; explanation of WHY is present but may lack depth on vapour pressure or crystal structure.</w:t>
+              <w:t xml:space="preserve">Equations are mostly correct but have minor errors in balancing or state symbols, or the reason for the method is only partly explained.</w:t>
             </w:r>
           </w:p>
         </w:tc>
@@ -2080,7 +1525,7 @@
                 <w:sz w:val="18"/>
                 <w:szCs w:val="18"/>
               </w:rPr>
-              <w:t xml:space="preserve">Identifies that the salts behave differently and uses at least one correct term (e.g., deliquescent or efflorescent) but explanation of the underlying reasons is missing, incomplete, or contains a scientific misconception.</w:t>
+              <w:t xml:space="preserve">Equations are incorrect or missing, or methods are mixed up.</w:t>
             </w:r>
           </w:p>
         </w:tc>
@@ -2114,7 +1559,7 @@
                 <w:sz w:val="18"/>
                 <w:szCs w:val="18"/>
               </w:rPr>
-              <w:t xml:space="preserve">Knowledge of Salt Preparation Methods</w:t>
+              <w:t xml:space="preserve">Explanation of the phenomenon (air behaviour)</w:t>
             </w:r>
           </w:p>
         </w:tc>
@@ -2146,7 +1591,7 @@
                 <w:sz w:val="18"/>
                 <w:szCs w:val="18"/>
               </w:rPr>
-              <w:t xml:space="preserve">Describes at least three preparation methods (e.g., neutralisation, acid + metal oxide/carbonate, precipitation/double decomposition) with correct conditions; gives relevant examples including at least one linked to the phenomenon or Kenyan context; includes correct word or symbol equations; explains why method choice matters.</w:t>
+              <w:t xml:space="preserve">Correctly explains all three substances using deliquescent, efflorescent and stable behaviour, with evidence from the watch-glass experiment and the washing soda equation.</w:t>
             </w:r>
           </w:p>
         </w:tc>
@@ -2178,7 +1623,7 @@
                 <w:sz w:val="18"/>
                 <w:szCs w:val="18"/>
               </w:rPr>
-              <w:t xml:space="preserve">Describes at least two preparation methods correctly with examples; includes at least one equation; explanation of method choice is present but may not connect clearly to the phenomenon or Kenyan context.</w:t>
+              <w:t xml:space="preserve">Explains two or three substances correctly but gives limited evidence or reasoning.</w:t>
             </w:r>
           </w:p>
         </w:tc>
@@ -2210,7 +1655,7 @@
                 <w:sz w:val="18"/>
                 <w:szCs w:val="18"/>
               </w:rPr>
-              <w:t xml:space="preserve">Describes one preparation method with limited accuracy; equations are missing or incorrect; no clear connection to the phenomenon or real-world context.</w:t>
+              <w:t xml:space="preserve">Gives descriptions only, or uses the terms incorrectly.</w:t>
             </w:r>
           </w:p>
         </w:tc>
@@ -2244,7 +1689,7 @@
                 <w:sz w:val="18"/>
                 <w:szCs w:val="18"/>
               </w:rPr>
-              <w:t xml:space="preserve">Application to Kenyan Real-World Contexts (Safety and Storage)</w:t>
+              <w:t xml:space="preserve">Link to safe use in Kenya</w:t>
             </w:r>
           </w:p>
         </w:tc>
@@ -2276,7 +1721,7 @@
                 <w:sz w:val="18"/>
                 <w:szCs w:val="18"/>
               </w:rPr>
-              <w:t xml:space="preserve">Provides at least two detailed, accurate, and specific real-world applications rooted in Kenyan contexts (e.g., CAN fertiliser storage in the Rift Valley, table salt preservation of fish from Lake Victoria, laboratory handling of efflorescent salts); clearly links each application to a specific salt property studied in the unit; identifies concrete risks and precautions.</w:t>
+              <w:t xml:space="preserve">Gives specific, accurate storage advice and links at least one other Kenyan application to the property of the salt.</w:t>
             </w:r>
           </w:p>
         </w:tc>
@@ -2308,7 +1753,7 @@
                 <w:sz w:val="18"/>
                 <w:szCs w:val="18"/>
               </w:rPr>
-              <w:t xml:space="preserve">Provides two real-world applications with links to Kenyan contexts; connections to salt properties are mostly accurate; risks or precautions are mentioned but may lack specificity.</w:t>
+              <w:t xml:space="preserve">Gives correct advice but the link to properties is general.</w:t>
             </w:r>
           </w:p>
         </w:tc>
@@ -2340,7 +1785,7 @@
                 <w:sz w:val="18"/>
                 <w:szCs w:val="18"/>
               </w:rPr>
-              <w:t xml:space="preserve">Provides one real-world application or applications that are generic and not clearly linked to Kenyan contexts or specific salt properties studied in the unit.</w:t>
+              <w:t xml:space="preserve">Advice is vague or not linked to the properties of salts.</w:t>
             </w:r>
           </w:p>
         </w:tc>
@@ -2374,7 +1819,7 @@
                 <w:sz w:val="18"/>
                 <w:szCs w:val="18"/>
               </w:rPr>
-              <w:t xml:space="preserve">Coherence, Structure, and Use of Evidence to Answer the Driving Question</w:t>
+              <w:t xml:space="preserve">Use of evidence and scientific communication</w:t>
             </w:r>
           </w:p>
         </w:tc>
@@ -2406,7 +1851,7 @@
                 <w:sz w:val="18"/>
                 <w:szCs w:val="18"/>
               </w:rPr>
-              <w:t xml:space="preserve">The final explanation directly, completely, and convincingly answers all parts of the driving question; all claims are supported by evidence from investigations; the response is written in well-organised prose with clear logical flow across sections; scientific vocabulary is used accurately and consistently; the response explicitly connects back to the original storeroom phenomenon in the conclusion.</w:t>
+              <w:t xml:space="preserve">Cites evidence from the lessons, uses scientific vocabulary correctly and writes clearly in full sentences.</w:t>
             </w:r>
           </w:p>
         </w:tc>
@@ -2438,7 +1883,7 @@
                 <w:sz w:val="18"/>
                 <w:szCs w:val="18"/>
               </w:rPr>
-              <w:t xml:space="preserve">The explanation answers most parts of the driving question with adequate evidence; prose is organised and mostly clear; scientific vocabulary is mostly accurate; some connection back to the original phenomenon is made in the conclusion.</w:t>
+              <w:t xml:space="preserve">Uses some evidence and mostly correct vocabulary.</w:t>
             </w:r>
           </w:p>
         </w:tc>
@@ -2470,7 +1915,7 @@
                 <w:sz w:val="18"/>
                 <w:szCs w:val="18"/>
               </w:rPr>
-              <w:t xml:space="preserve">The explanation partially addresses the driving question but key parts are unanswered; evidence is limited or not clearly linked to claims; response may rely on bullet points or lists rather than well-developed prose; connection to the original phenomenon is weak or absent.</w:t>
+              <w:t xml:space="preserve">Little evidence is used and the vocabulary is often incorrect.</w:t>
             </w:r>
           </w:p>
         </w:tc>
@@ -2594,7 +2039,7 @@
         </w:rPr>
         <w:t xml:space="preserve">© 2026 SeaVuria and ARES. This work is licensed under a </w:t>
       </w:r>
-      <w:hyperlink w:history="1" r:id="rIde_7iiqogageajp9l88d0j">
+      <w:hyperlink w:history="1" r:id="rId0tbzhhxht68p1rxqdsqrh">
         <w:r>
           <w:rPr>
             <w:rFonts w:ascii="Arial" w:cs="Arial" w:eastAsia="Arial" w:hAnsi="Arial"/>
@@ -2614,7 +2059,7 @@
         </w:rPr>
         <w:t xml:space="preserve"> (</w:t>
       </w:r>
-      <w:hyperlink w:history="1" r:id="rIdpxacm38-jx3yunhyl347d">
+      <w:hyperlink w:history="1" r:id="rIdon_kb-ao95bskkkqfjmhx">
         <w:r>
           <w:rPr>
             <w:rFonts w:ascii="Arial" w:cs="Arial" w:eastAsia="Arial" w:hAnsi="Arial"/>
@@ -2634,7 +2079,7 @@
         </w:rPr>
         <w:t xml:space="preserve">). To view a copy of this license, visit </w:t>
       </w:r>
-      <w:hyperlink w:history="1" r:id="rIdzuiuovhnvi3clrugmiylw">
+      <w:hyperlink w:history="1" r:id="rIdjlrtm2shiu30fvvjddj3_">
         <w:r>
           <w:rPr>
             <w:rFonts w:ascii="Arial" w:cs="Arial" w:eastAsia="Arial" w:hAnsi="Arial"/>

--- a/data/outputs/v2/Chemistry/SS2.1_Introduction_to_Salts/Chemistry_Introduction_to_Salts_FinalExplanation.docx
+++ b/data/outputs/v2/Chemistry/SS2.1_Introduction_to_Salts/Chemistry_Introduction_to_Salts_FinalExplanation.docx
@@ -2039,7 +2039,7 @@
         </w:rPr>
         <w:t xml:space="preserve">© 2026 SeaVuria and ARES. This work is licensed under a </w:t>
       </w:r>
-      <w:hyperlink w:history="1" r:id="rId0tbzhhxht68p1rxqdsqrh">
+      <w:hyperlink w:history="1" r:id="rIde1yuxcxp2yjezlssrbhje">
         <w:r>
           <w:rPr>
             <w:rFonts w:ascii="Arial" w:cs="Arial" w:eastAsia="Arial" w:hAnsi="Arial"/>
@@ -2059,7 +2059,7 @@
         </w:rPr>
         <w:t xml:space="preserve"> (</w:t>
       </w:r>
-      <w:hyperlink w:history="1" r:id="rIdon_kb-ao95bskkkqfjmhx">
+      <w:hyperlink w:history="1" r:id="rIddtug2grmdnyansxg394-s">
         <w:r>
           <w:rPr>
             <w:rFonts w:ascii="Arial" w:cs="Arial" w:eastAsia="Arial" w:hAnsi="Arial"/>
@@ -2079,7 +2079,7 @@
         </w:rPr>
         <w:t xml:space="preserve">). To view a copy of this license, visit </w:t>
       </w:r>
-      <w:hyperlink w:history="1" r:id="rIdjlrtm2shiu30fvvjddj3_">
+      <w:hyperlink w:history="1" r:id="rIdtaytzqcns5w3trbnuvuee">
         <w:r>
           <w:rPr>
             <w:rFonts w:ascii="Arial" w:cs="Arial" w:eastAsia="Arial" w:hAnsi="Arial"/>

--- a/data/outputs/v2/Chemistry/SS2.1_Introduction_to_Salts/Chemistry_Introduction_to_Salts_FinalExplanation.docx
+++ b/data/outputs/v2/Chemistry/SS2.1_Introduction_to_Salts/Chemistry_Introduction_to_Salts_FinalExplanation.docx
@@ -2039,7 +2039,7 @@
         </w:rPr>
         <w:t xml:space="preserve">© 2026 SeaVuria and ARES. This work is licensed under a </w:t>
       </w:r>
-      <w:hyperlink w:history="1" r:id="rIde1yuxcxp2yjezlssrbhje">
+      <w:hyperlink w:history="1" r:id="rIdi_z8ggiiicrovztuhjgkg">
         <w:r>
           <w:rPr>
             <w:rFonts w:ascii="Arial" w:cs="Arial" w:eastAsia="Arial" w:hAnsi="Arial"/>
@@ -2059,7 +2059,7 @@
         </w:rPr>
         <w:t xml:space="preserve"> (</w:t>
       </w:r>
-      <w:hyperlink w:history="1" r:id="rIddtug2grmdnyansxg394-s">
+      <w:hyperlink w:history="1" r:id="rIdgaeyyaplempz6rb1we1io">
         <w:r>
           <w:rPr>
             <w:rFonts w:ascii="Arial" w:cs="Arial" w:eastAsia="Arial" w:hAnsi="Arial"/>
@@ -2079,7 +2079,7 @@
         </w:rPr>
         <w:t xml:space="preserve">). To view a copy of this license, visit </w:t>
       </w:r>
-      <w:hyperlink w:history="1" r:id="rIdtaytzqcns5w3trbnuvuee">
+      <w:hyperlink w:history="1" r:id="rIdv1fbvsoonb1wjsqnz-awm">
         <w:r>
           <w:rPr>
             <w:rFonts w:ascii="Arial" w:cs="Arial" w:eastAsia="Arial" w:hAnsi="Arial"/>

--- a/data/outputs/v2/Chemistry/SS2.1_Introduction_to_Salts/Chemistry_Introduction_to_Salts_FinalExplanation.docx
+++ b/data/outputs/v2/Chemistry/SS2.1_Introduction_to_Salts/Chemistry_Introduction_to_Salts_FinalExplanation.docx
@@ -2039,7 +2039,7 @@
         </w:rPr>
         <w:t xml:space="preserve">© 2026 SeaVuria and ARES. This work is licensed under a </w:t>
       </w:r>
-      <w:hyperlink w:history="1" r:id="rIdi_z8ggiiicrovztuhjgkg">
+      <w:hyperlink w:history="1" r:id="rId2cbs79jt2hgp2fsuqmx1m">
         <w:r>
           <w:rPr>
             <w:rFonts w:ascii="Arial" w:cs="Arial" w:eastAsia="Arial" w:hAnsi="Arial"/>
@@ -2059,7 +2059,7 @@
         </w:rPr>
         <w:t xml:space="preserve"> (</w:t>
       </w:r>
-      <w:hyperlink w:history="1" r:id="rIdgaeyyaplempz6rb1we1io">
+      <w:hyperlink w:history="1" r:id="rIdcjyomzeksxq5yithbgnai">
         <w:r>
           <w:rPr>
             <w:rFonts w:ascii="Arial" w:cs="Arial" w:eastAsia="Arial" w:hAnsi="Arial"/>
@@ -2079,7 +2079,7 @@
         </w:rPr>
         <w:t xml:space="preserve">). To view a copy of this license, visit </w:t>
       </w:r>
-      <w:hyperlink w:history="1" r:id="rIdv1fbvsoonb1wjsqnz-awm">
+      <w:hyperlink w:history="1" r:id="rIdrxnktr3iyrzkriqyzuajy">
         <w:r>
           <w:rPr>
             <w:rFonts w:ascii="Arial" w:cs="Arial" w:eastAsia="Arial" w:hAnsi="Arial"/>

--- a/data/outputs/v2/Chemistry/SS2.1_Introduction_to_Salts/Chemistry_Introduction_to_Salts_FinalExplanation.docx
+++ b/data/outputs/v2/Chemistry/SS2.1_Introduction_to_Salts/Chemistry_Introduction_to_Salts_FinalExplanation.docx
@@ -2039,7 +2039,7 @@
         </w:rPr>
         <w:t xml:space="preserve">© 2026 SeaVuria and ARES. This work is licensed under a </w:t>
       </w:r>
-      <w:hyperlink w:history="1" r:id="rId2cbs79jt2hgp2fsuqmx1m">
+      <w:hyperlink w:history="1" r:id="rIdawmcxltm3h33ix2lkchxq">
         <w:r>
           <w:rPr>
             <w:rFonts w:ascii="Arial" w:cs="Arial" w:eastAsia="Arial" w:hAnsi="Arial"/>
@@ -2059,7 +2059,7 @@
         </w:rPr>
         <w:t xml:space="preserve"> (</w:t>
       </w:r>
-      <w:hyperlink w:history="1" r:id="rIdcjyomzeksxq5yithbgnai">
+      <w:hyperlink w:history="1" r:id="rIdnbp1mz_p09ldi6n1xqvuf">
         <w:r>
           <w:rPr>
             <w:rFonts w:ascii="Arial" w:cs="Arial" w:eastAsia="Arial" w:hAnsi="Arial"/>
@@ -2079,7 +2079,7 @@
         </w:rPr>
         <w:t xml:space="preserve">). To view a copy of this license, visit </w:t>
       </w:r>
-      <w:hyperlink w:history="1" r:id="rIdrxnktr3iyrzkriqyzuajy">
+      <w:hyperlink w:history="1" r:id="rIdbwor7qjldse2i752s0dlu">
         <w:r>
           <w:rPr>
             <w:rFonts w:ascii="Arial" w:cs="Arial" w:eastAsia="Arial" w:hAnsi="Arial"/>

--- a/data/outputs/v2/Chemistry/SS2.1_Introduction_to_Salts/Chemistry_Introduction_to_Salts_FinalExplanation.docx
+++ b/data/outputs/v2/Chemistry/SS2.1_Introduction_to_Salts/Chemistry_Introduction_to_Salts_FinalExplanation.docx
@@ -4,6 +4,7 @@
   <w:body>
     <w:p>
       <w:pPr>
+        <w:keepNext w:val="false"/>
         <w:spacing w:after="30" w:before="0"/>
         <w:jc w:val="center"/>
       </w:pPr>
@@ -23,6 +24,7 @@
     </w:p>
     <w:p>
       <w:pPr>
+        <w:keepNext w:val="false"/>
         <w:spacing w:after="60" w:before="0"/>
         <w:jc w:val="center"/>
       </w:pPr>
@@ -81,6 +83,7 @@
           </w:tcPr>
           <w:p>
             <w:pPr>
+              <w:keepNext w:val="false"/>
               <w:spacing w:after="40" w:before="0"/>
               <w:jc w:val="center"/>
             </w:pPr>
@@ -116,6 +119,7 @@
           </w:tcPr>
           <w:p>
             <w:pPr>
+              <w:keepNext w:val="false"/>
               <w:spacing w:after="40" w:before="0"/>
               <w:jc w:val="center"/>
             </w:pPr>
@@ -150,6 +154,7 @@
           </w:tcPr>
           <w:p>
             <w:pPr>
+              <w:keepNext w:val="false"/>
               <w:spacing w:after="40" w:before="0"/>
               <w:jc w:val="left"/>
             </w:pPr>
@@ -182,6 +187,7 @@
           </w:tcPr>
           <w:p>
             <w:pPr>
+              <w:keepNext w:val="false"/>
               <w:spacing w:after="40" w:before="0"/>
               <w:jc w:val="left"/>
             </w:pPr>
@@ -216,6 +222,7 @@
           </w:tcPr>
           <w:p>
             <w:pPr>
+              <w:keepNext w:val="false"/>
               <w:spacing w:after="40" w:before="0"/>
               <w:jc w:val="left"/>
             </w:pPr>
@@ -248,6 +255,7 @@
           </w:tcPr>
           <w:p>
             <w:pPr>
+              <w:keepNext w:val="false"/>
               <w:spacing w:after="40" w:before="0"/>
               <w:jc w:val="left"/>
             </w:pPr>
@@ -282,6 +290,7 @@
           </w:tcPr>
           <w:p>
             <w:pPr>
+              <w:keepNext w:val="false"/>
               <w:spacing w:after="40" w:before="0"/>
               <w:jc w:val="left"/>
             </w:pPr>
@@ -314,6 +323,7 @@
           </w:tcPr>
           <w:p>
             <w:pPr>
+              <w:keepNext w:val="false"/>
               <w:spacing w:after="40" w:before="0"/>
               <w:jc w:val="left"/>
             </w:pPr>
@@ -374,6 +384,7 @@
           </w:tcPr>
           <w:p>
             <w:pPr>
+              <w:keepNext w:val="false"/>
               <w:spacing w:after="40" w:before="0"/>
               <w:jc w:val="center"/>
             </w:pPr>
@@ -408,6 +419,7 @@
           </w:tcPr>
           <w:p>
             <w:pPr>
+              <w:keepNext w:val="false"/>
               <w:spacing w:after="40" w:before="0"/>
               <w:jc w:val="left"/>
             </w:pPr>
@@ -467,6 +479,7 @@
           </w:tcPr>
           <w:p>
             <w:pPr>
+              <w:keepNext/>
               <w:spacing w:after="40" w:before="0"/>
               <w:jc w:val="center"/>
             </w:pPr>
@@ -501,6 +514,7 @@
           </w:tcPr>
           <w:p>
             <w:pPr>
+              <w:keepNext/>
               <w:spacing w:after="40" w:before="0"/>
               <w:jc w:val="left"/>
             </w:pPr>
@@ -538,6 +552,7 @@
           </w:tcPr>
           <w:p>
             <w:pPr>
+              <w:keepNext w:val="false"/>
               <w:spacing w:after="40" w:before="0"/>
               <w:jc w:val="left"/>
             </w:pPr>
@@ -597,6 +612,7 @@
           </w:tcPr>
           <w:p>
             <w:pPr>
+              <w:keepNext/>
               <w:spacing w:after="40" w:before="0"/>
               <w:jc w:val="center"/>
             </w:pPr>
@@ -631,6 +647,7 @@
           </w:tcPr>
           <w:p>
             <w:pPr>
+              <w:keepNext/>
               <w:spacing w:after="40" w:before="0"/>
               <w:jc w:val="left"/>
             </w:pPr>
@@ -668,6 +685,7 @@
           </w:tcPr>
           <w:p>
             <w:pPr>
+              <w:keepNext w:val="false"/>
               <w:spacing w:after="40" w:before="0"/>
               <w:jc w:val="left"/>
             </w:pPr>
@@ -727,6 +745,7 @@
           </w:tcPr>
           <w:p>
             <w:pPr>
+              <w:keepNext/>
               <w:spacing w:after="40" w:before="0"/>
               <w:jc w:val="center"/>
             </w:pPr>
@@ -761,6 +780,7 @@
           </w:tcPr>
           <w:p>
             <w:pPr>
+              <w:keepNext/>
               <w:spacing w:after="40" w:before="0"/>
               <w:jc w:val="left"/>
             </w:pPr>
@@ -798,6 +818,7 @@
           </w:tcPr>
           <w:p>
             <w:pPr>
+              <w:keepNext w:val="false"/>
               <w:spacing w:after="40" w:before="0"/>
               <w:jc w:val="left"/>
             </w:pPr>
@@ -857,6 +878,7 @@
           </w:tcPr>
           <w:p>
             <w:pPr>
+              <w:keepNext/>
               <w:spacing w:after="40" w:before="0"/>
               <w:jc w:val="center"/>
             </w:pPr>
@@ -891,6 +913,7 @@
           </w:tcPr>
           <w:p>
             <w:pPr>
+              <w:keepNext/>
               <w:spacing w:after="40" w:before="0"/>
               <w:jc w:val="left"/>
             </w:pPr>
@@ -928,6 +951,7 @@
           </w:tcPr>
           <w:p>
             <w:pPr>
+              <w:keepNext w:val="false"/>
               <w:spacing w:after="40" w:before="0"/>
               <w:jc w:val="left"/>
             </w:pPr>
@@ -987,6 +1011,7 @@
           </w:tcPr>
           <w:p>
             <w:pPr>
+              <w:keepNext/>
               <w:spacing w:after="40" w:before="0"/>
               <w:jc w:val="center"/>
             </w:pPr>
@@ -1021,6 +1046,7 @@
           </w:tcPr>
           <w:p>
             <w:pPr>
+              <w:keepNext/>
               <w:spacing w:after="40" w:before="0"/>
               <w:jc w:val="left"/>
             </w:pPr>
@@ -1058,6 +1084,7 @@
           </w:tcPr>
           <w:p>
             <w:pPr>
+              <w:keepNext w:val="false"/>
               <w:spacing w:after="40" w:before="0"/>
               <w:jc w:val="left"/>
             </w:pPr>
@@ -1121,6 +1148,7 @@
           </w:tcPr>
           <w:p>
             <w:pPr>
+              <w:keepNext w:val="false"/>
               <w:spacing w:after="40" w:before="0"/>
               <w:jc w:val="center"/>
             </w:pPr>
@@ -1155,6 +1183,7 @@
           </w:tcPr>
           <w:p>
             <w:pPr>
+              <w:keepNext w:val="false"/>
               <w:spacing w:after="40" w:before="0"/>
               <w:jc w:val="left"/>
             </w:pPr>
@@ -1187,6 +1216,7 @@
           </w:tcPr>
           <w:p>
             <w:pPr>
+              <w:keepNext w:val="false"/>
               <w:spacing w:after="40" w:before="0"/>
               <w:jc w:val="left"/>
             </w:pPr>
@@ -1219,6 +1249,7 @@
           </w:tcPr>
           <w:p>
             <w:pPr>
+              <w:keepNext w:val="false"/>
               <w:spacing w:after="40" w:before="0"/>
               <w:jc w:val="left"/>
             </w:pPr>
@@ -1251,6 +1282,7 @@
           </w:tcPr>
           <w:p>
             <w:pPr>
+              <w:keepNext w:val="false"/>
               <w:spacing w:after="40" w:before="0"/>
               <w:jc w:val="left"/>
             </w:pPr>
@@ -1285,6 +1317,7 @@
           </w:tcPr>
           <w:p>
             <w:pPr>
+              <w:keepNext w:val="false"/>
               <w:spacing w:after="40" w:before="0"/>
               <w:jc w:val="left"/>
             </w:pPr>
@@ -1317,6 +1350,7 @@
           </w:tcPr>
           <w:p>
             <w:pPr>
+              <w:keepNext w:val="false"/>
               <w:spacing w:after="40" w:before="0"/>
               <w:jc w:val="left"/>
             </w:pPr>
@@ -1349,6 +1383,7 @@
           </w:tcPr>
           <w:p>
             <w:pPr>
+              <w:keepNext w:val="false"/>
               <w:spacing w:after="40" w:before="0"/>
               <w:jc w:val="left"/>
             </w:pPr>
@@ -1381,6 +1416,7 @@
           </w:tcPr>
           <w:p>
             <w:pPr>
+              <w:keepNext w:val="false"/>
               <w:spacing w:after="40" w:before="0"/>
               <w:jc w:val="left"/>
             </w:pPr>
@@ -1415,6 +1451,7 @@
           </w:tcPr>
           <w:p>
             <w:pPr>
+              <w:keepNext w:val="false"/>
               <w:spacing w:after="40" w:before="0"/>
               <w:jc w:val="left"/>
             </w:pPr>
@@ -1447,6 +1484,7 @@
           </w:tcPr>
           <w:p>
             <w:pPr>
+              <w:keepNext w:val="false"/>
               <w:spacing w:after="40" w:before="0"/>
               <w:jc w:val="left"/>
             </w:pPr>
@@ -1479,6 +1517,7 @@
           </w:tcPr>
           <w:p>
             <w:pPr>
+              <w:keepNext w:val="false"/>
               <w:spacing w:after="40" w:before="0"/>
               <w:jc w:val="left"/>
             </w:pPr>
@@ -1511,6 +1550,7 @@
           </w:tcPr>
           <w:p>
             <w:pPr>
+              <w:keepNext w:val="false"/>
               <w:spacing w:after="40" w:before="0"/>
               <w:jc w:val="left"/>
             </w:pPr>
@@ -1545,6 +1585,7 @@
           </w:tcPr>
           <w:p>
             <w:pPr>
+              <w:keepNext w:val="false"/>
               <w:spacing w:after="40" w:before="0"/>
               <w:jc w:val="left"/>
             </w:pPr>
@@ -1577,6 +1618,7 @@
           </w:tcPr>
           <w:p>
             <w:pPr>
+              <w:keepNext w:val="false"/>
               <w:spacing w:after="40" w:before="0"/>
               <w:jc w:val="left"/>
             </w:pPr>
@@ -1609,6 +1651,7 @@
           </w:tcPr>
           <w:p>
             <w:pPr>
+              <w:keepNext w:val="false"/>
               <w:spacing w:after="40" w:before="0"/>
               <w:jc w:val="left"/>
             </w:pPr>
@@ -1641,6 +1684,7 @@
           </w:tcPr>
           <w:p>
             <w:pPr>
+              <w:keepNext w:val="false"/>
               <w:spacing w:after="40" w:before="0"/>
               <w:jc w:val="left"/>
             </w:pPr>
@@ -1675,6 +1719,7 @@
           </w:tcPr>
           <w:p>
             <w:pPr>
+              <w:keepNext w:val="false"/>
               <w:spacing w:after="40" w:before="0"/>
               <w:jc w:val="left"/>
             </w:pPr>
@@ -1707,6 +1752,7 @@
           </w:tcPr>
           <w:p>
             <w:pPr>
+              <w:keepNext w:val="false"/>
               <w:spacing w:after="40" w:before="0"/>
               <w:jc w:val="left"/>
             </w:pPr>
@@ -1739,6 +1785,7 @@
           </w:tcPr>
           <w:p>
             <w:pPr>
+              <w:keepNext w:val="false"/>
               <w:spacing w:after="40" w:before="0"/>
               <w:jc w:val="left"/>
             </w:pPr>
@@ -1771,6 +1818,7 @@
           </w:tcPr>
           <w:p>
             <w:pPr>
+              <w:keepNext w:val="false"/>
               <w:spacing w:after="40" w:before="0"/>
               <w:jc w:val="left"/>
             </w:pPr>
@@ -1805,6 +1853,7 @@
           </w:tcPr>
           <w:p>
             <w:pPr>
+              <w:keepNext w:val="false"/>
               <w:spacing w:after="40" w:before="0"/>
               <w:jc w:val="left"/>
             </w:pPr>
@@ -1837,6 +1886,7 @@
           </w:tcPr>
           <w:p>
             <w:pPr>
+              <w:keepNext w:val="false"/>
               <w:spacing w:after="40" w:before="0"/>
               <w:jc w:val="left"/>
             </w:pPr>
@@ -1869,6 +1919,7 @@
           </w:tcPr>
           <w:p>
             <w:pPr>
+              <w:keepNext w:val="false"/>
               <w:spacing w:after="40" w:before="0"/>
               <w:jc w:val="left"/>
             </w:pPr>
@@ -1901,6 +1952,7 @@
           </w:tcPr>
           <w:p>
             <w:pPr>
+              <w:keepNext w:val="false"/>
               <w:spacing w:after="40" w:before="0"/>
               <w:jc w:val="left"/>
             </w:pPr>
@@ -2039,7 +2091,7 @@
         </w:rPr>
         <w:t xml:space="preserve">© 2026 SeaVuria and ARES. This work is licensed under a </w:t>
       </w:r>
-      <w:hyperlink w:history="1" r:id="rIdawmcxltm3h33ix2lkchxq">
+      <w:hyperlink w:history="1" r:id="rIda9rhil-xgofx2uwki7gkd">
         <w:r>
           <w:rPr>
             <w:rFonts w:ascii="Arial" w:cs="Arial" w:eastAsia="Arial" w:hAnsi="Arial"/>
@@ -2059,7 +2111,7 @@
         </w:rPr>
         <w:t xml:space="preserve"> (</w:t>
       </w:r>
-      <w:hyperlink w:history="1" r:id="rIdnbp1mz_p09ldi6n1xqvuf">
+      <w:hyperlink w:history="1" r:id="rId-s_af072bxiaktj9z0tvm">
         <w:r>
           <w:rPr>
             <w:rFonts w:ascii="Arial" w:cs="Arial" w:eastAsia="Arial" w:hAnsi="Arial"/>
@@ -2079,7 +2131,7 @@
         </w:rPr>
         <w:t xml:space="preserve">). To view a copy of this license, visit </w:t>
       </w:r>
-      <w:hyperlink w:history="1" r:id="rIdbwor7qjldse2i752s0dlu">
+      <w:hyperlink w:history="1" r:id="rId3ww9rvgxi_wtff6h_i1th">
         <w:r>
           <w:rPr>
             <w:rFonts w:ascii="Arial" w:cs="Arial" w:eastAsia="Arial" w:hAnsi="Arial"/>

--- a/data/outputs/v2/Chemistry/SS2.1_Introduction_to_Salts/Chemistry_Introduction_to_Salts_FinalExplanation.docx
+++ b/data/outputs/v2/Chemistry/SS2.1_Introduction_to_Salts/Chemistry_Introduction_to_Salts_FinalExplanation.docx
@@ -2091,7 +2091,7 @@
         </w:rPr>
         <w:t xml:space="preserve">© 2026 SeaVuria and ARES. This work is licensed under a </w:t>
       </w:r>
-      <w:hyperlink w:history="1" r:id="rIda9rhil-xgofx2uwki7gkd">
+      <w:hyperlink w:history="1" r:id="rIdyr0mzgzerdtbw5g1yuinh">
         <w:r>
           <w:rPr>
             <w:rFonts w:ascii="Arial" w:cs="Arial" w:eastAsia="Arial" w:hAnsi="Arial"/>
@@ -2111,7 +2111,7 @@
         </w:rPr>
         <w:t xml:space="preserve"> (</w:t>
       </w:r>
-      <w:hyperlink w:history="1" r:id="rId-s_af072bxiaktj9z0tvm">
+      <w:hyperlink w:history="1" r:id="rIdp57qgrhcejjnlxsnkb1hn">
         <w:r>
           <w:rPr>
             <w:rFonts w:ascii="Arial" w:cs="Arial" w:eastAsia="Arial" w:hAnsi="Arial"/>
@@ -2131,7 +2131,7 @@
         </w:rPr>
         <w:t xml:space="preserve">). To view a copy of this license, visit </w:t>
       </w:r>
-      <w:hyperlink w:history="1" r:id="rId3ww9rvgxi_wtff6h_i1th">
+      <w:hyperlink w:history="1" r:id="rIdtfjfohhh9ndmqxnmiengj">
         <w:r>
           <w:rPr>
             <w:rFonts w:ascii="Arial" w:cs="Arial" w:eastAsia="Arial" w:hAnsi="Arial"/>
